--- a/other files/pset3/pset3.docx
+++ b/other files/pset3/pset3.docx
@@ -4,324 +4,6 @@
   <w:body>
     <w:p>
       <w:pPr>
-        <w:rPr>
-          <w:rFonts w:ascii="Times New Roman" w:eastAsia="宋体" w:hAnsi="Times New Roman" w:cs="Times New Roman"/>
-          <w:b/>
-          <w:bCs/>
-          <w:kern w:val="36"/>
-          <w:sz w:val="56"/>
-          <w:szCs w:val="56"/>
-        </w:rPr>
-      </w:pPr>
-      <w:bookmarkStart w:id="0" w:name="_Toc220665425"/>
-      <w:bookmarkStart w:id="1" w:name="_Toc220675756"/>
-      <w:bookmarkStart w:id="2" w:name="_Toc220675840"/>
-      <w:r>
-        <w:rPr>
-          <w:rFonts w:ascii="Times New Roman" w:hAnsi="Times New Roman" w:cs="Times New Roman"/>
-          <w:noProof/>
-        </w:rPr>
-        <w:drawing>
-          <wp:inline distT="0" distB="0" distL="0" distR="0" wp14:anchorId="3BC68E51" wp14:editId="4B4E8973">
-            <wp:extent cx="5274310" cy="1932305"/>
-            <wp:effectExtent l="0" t="0" r="0" b="0"/>
-            <wp:docPr id="1267599492" name="图片 1" descr="文本&#10;&#10;AI 生成的内容可能不正确。"/>
-            <wp:cNvGraphicFramePr>
-              <a:graphicFrameLocks xmlns:a="http://schemas.openxmlformats.org/drawingml/2006/main" noChangeAspect="1"/>
-            </wp:cNvGraphicFramePr>
-            <a:graphic xmlns:a="http://schemas.openxmlformats.org/drawingml/2006/main">
-              <a:graphicData uri="http://schemas.openxmlformats.org/drawingml/2006/picture">
-                <pic:pic xmlns:pic="http://schemas.openxmlformats.org/drawingml/2006/picture">
-                  <pic:nvPicPr>
-                    <pic:cNvPr id="0" name="图片 2" descr="文本&#10;&#10;AI 生成的内容可能不正确。"/>
-                    <pic:cNvPicPr>
-                      <a:picLocks noChangeAspect="1" noChangeArrowheads="1"/>
-                    </pic:cNvPicPr>
-                  </pic:nvPicPr>
-                  <pic:blipFill>
-                    <a:blip r:embed="rId6">
-                      <a:extLst>
-                        <a:ext uri="{28A0092B-C50C-407E-A947-70E740481C1C}">
-                          <a14:useLocalDpi xmlns:a14="http://schemas.microsoft.com/office/drawing/2010/main" val="0"/>
-                        </a:ext>
-                      </a:extLst>
-                    </a:blip>
-                    <a:srcRect b="5484"/>
-                    <a:stretch>
-                      <a:fillRect/>
-                    </a:stretch>
-                  </pic:blipFill>
-                  <pic:spPr bwMode="auto">
-                    <a:xfrm>
-                      <a:off x="0" y="0"/>
-                      <a:ext cx="5274310" cy="1932305"/>
-                    </a:xfrm>
-                    <a:prstGeom prst="rect">
-                      <a:avLst/>
-                    </a:prstGeom>
-                    <a:noFill/>
-                    <a:ln>
-                      <a:noFill/>
-                    </a:ln>
-                  </pic:spPr>
-                </pic:pic>
-              </a:graphicData>
-            </a:graphic>
-          </wp:inline>
-        </w:drawing>
-      </w:r>
-      <w:bookmarkEnd w:id="0"/>
-      <w:bookmarkEnd w:id="1"/>
-      <w:bookmarkEnd w:id="2"/>
-    </w:p>
-    <w:p>
-      <w:pPr>
-        <w:widowControl/>
-        <w:spacing w:before="100" w:beforeAutospacing="1" w:after="100" w:afterAutospacing="1"/>
-        <w:jc w:val="center"/>
-        <w:outlineLvl w:val="0"/>
-        <w:rPr>
-          <w:rFonts w:ascii="Times New Roman" w:eastAsia="宋体" w:hAnsi="Times New Roman" w:cs="Times New Roman"/>
-          <w:b/>
-          <w:bCs/>
-          <w:kern w:val="36"/>
-          <w:sz w:val="56"/>
-          <w:szCs w:val="56"/>
-        </w:rPr>
-      </w:pPr>
-    </w:p>
-    <w:p>
-      <w:pPr>
-        <w:jc w:val="center"/>
-        <w:rPr>
-          <w:rFonts w:ascii="Times New Roman" w:eastAsiaTheme="majorEastAsia" w:hAnsi="Times New Roman" w:cs="Times New Roman"/>
-          <w:b/>
-          <w:bCs/>
-          <w:spacing w:val="-10"/>
-          <w:kern w:val="28"/>
-          <w:sz w:val="60"/>
-          <w:szCs w:val="60"/>
-        </w:rPr>
-      </w:pPr>
-      <w:bookmarkStart w:id="3" w:name="_Toc220665426"/>
-      <w:bookmarkStart w:id="4" w:name="_Toc220675757"/>
-      <w:bookmarkStart w:id="5" w:name="_Toc220675841"/>
-      <w:r>
-        <w:rPr>
-          <w:rFonts w:ascii="Times New Roman" w:eastAsiaTheme="majorEastAsia" w:hAnsi="Times New Roman" w:cs="Times New Roman"/>
-          <w:b/>
-          <w:bCs/>
-          <w:spacing w:val="-10"/>
-          <w:kern w:val="28"/>
-          <w:sz w:val="60"/>
-          <w:szCs w:val="60"/>
-        </w:rPr>
-        <w:t>MEDD8895</w:t>
-      </w:r>
-      <w:bookmarkEnd w:id="3"/>
-      <w:bookmarkEnd w:id="4"/>
-      <w:bookmarkEnd w:id="5"/>
-    </w:p>
-    <w:p>
-      <w:pPr>
-        <w:jc w:val="center"/>
-        <w:rPr>
-          <w:rFonts w:ascii="Times New Roman" w:eastAsiaTheme="majorEastAsia" w:hAnsi="Times New Roman" w:cs="Times New Roman"/>
-          <w:b/>
-          <w:bCs/>
-          <w:spacing w:val="-10"/>
-          <w:kern w:val="28"/>
-          <w:sz w:val="60"/>
-          <w:szCs w:val="60"/>
-        </w:rPr>
-      </w:pPr>
-      <w:bookmarkStart w:id="6" w:name="_Toc220665427"/>
-      <w:bookmarkStart w:id="7" w:name="_Toc220675758"/>
-      <w:bookmarkStart w:id="8" w:name="_Toc220675842"/>
-      <w:r>
-        <w:rPr>
-          <w:rFonts w:ascii="Times New Roman" w:eastAsiaTheme="majorEastAsia" w:hAnsi="Times New Roman" w:cs="Times New Roman"/>
-          <w:b/>
-          <w:bCs/>
-          <w:spacing w:val="-10"/>
-          <w:kern w:val="28"/>
-          <w:sz w:val="60"/>
-          <w:szCs w:val="60"/>
-        </w:rPr>
-        <w:t>STEM Across Curriculum and the Society</w:t>
-      </w:r>
-      <w:bookmarkEnd w:id="6"/>
-      <w:bookmarkEnd w:id="7"/>
-      <w:bookmarkEnd w:id="8"/>
-    </w:p>
-    <w:p>
-      <w:pPr>
-        <w:jc w:val="center"/>
-        <w:rPr>
-          <w:rFonts w:ascii="Times New Roman" w:eastAsiaTheme="majorEastAsia" w:hAnsi="Times New Roman" w:cs="Times New Roman"/>
-          <w:b/>
-          <w:bCs/>
-          <w:spacing w:val="-10"/>
-          <w:kern w:val="28"/>
-          <w:sz w:val="60"/>
-          <w:szCs w:val="60"/>
-        </w:rPr>
-      </w:pPr>
-      <w:bookmarkStart w:id="9" w:name="_Toc220665428"/>
-      <w:bookmarkStart w:id="10" w:name="_Toc220675759"/>
-      <w:bookmarkStart w:id="11" w:name="_Toc220675843"/>
-      <w:r>
-        <w:rPr>
-          <w:rFonts w:ascii="Times New Roman" w:eastAsiaTheme="majorEastAsia" w:hAnsi="Times New Roman" w:cs="Times New Roman"/>
-          <w:b/>
-          <w:bCs/>
-          <w:spacing w:val="-10"/>
-          <w:kern w:val="28"/>
-          <w:sz w:val="60"/>
-          <w:szCs w:val="60"/>
-        </w:rPr>
-        <w:t>(Pset3_STEM-CATS)</w:t>
-      </w:r>
-      <w:bookmarkEnd w:id="9"/>
-      <w:bookmarkEnd w:id="10"/>
-      <w:bookmarkEnd w:id="11"/>
-    </w:p>
-    <w:p>
-      <w:pPr>
-        <w:widowControl/>
-        <w:spacing w:before="100" w:beforeAutospacing="1" w:after="100" w:afterAutospacing="1"/>
-        <w:jc w:val="center"/>
-        <w:outlineLvl w:val="0"/>
-        <w:rPr>
-          <w:rFonts w:ascii="Times New Roman" w:eastAsia="等线" w:hAnsi="Times New Roman" w:cs="Times New Roman"/>
-          <w:b/>
-          <w:sz w:val="44"/>
-          <w:szCs w:val="32"/>
-        </w:rPr>
-      </w:pPr>
-    </w:p>
-    <w:p>
-      <w:pPr>
-        <w:widowControl/>
-        <w:spacing w:before="100" w:beforeAutospacing="1" w:after="100" w:afterAutospacing="1"/>
-        <w:jc w:val="center"/>
-        <w:outlineLvl w:val="0"/>
-        <w:rPr>
-          <w:rFonts w:ascii="Times New Roman" w:eastAsia="等线" w:hAnsi="Times New Roman" w:cs="Times New Roman"/>
-          <w:b/>
-          <w:sz w:val="44"/>
-          <w:szCs w:val="32"/>
-        </w:rPr>
-      </w:pPr>
-    </w:p>
-    <w:p>
-      <w:pPr>
-        <w:rPr>
-          <w:rFonts w:ascii="Times New Roman" w:hAnsi="Times New Roman" w:cs="Times New Roman"/>
-        </w:rPr>
-      </w:pPr>
-    </w:p>
-    <w:p>
-      <w:pPr>
-        <w:jc w:val="center"/>
-        <w:rPr>
-          <w:rFonts w:ascii="Times New Roman" w:hAnsi="Times New Roman" w:cs="Times New Roman"/>
-          <w:b/>
-          <w:bCs/>
-          <w:sz w:val="24"/>
-        </w:rPr>
-      </w:pPr>
-    </w:p>
-    <w:p>
-      <w:pPr>
-        <w:rPr>
-          <w:rFonts w:ascii="Times New Roman" w:hAnsi="Times New Roman" w:cs="Times New Roman"/>
-          <w:b/>
-          <w:bCs/>
-          <w:sz w:val="24"/>
-        </w:rPr>
-      </w:pPr>
-      <w:r>
-        <w:rPr>
-          <w:rFonts w:ascii="Times New Roman" w:hAnsi="Times New Roman" w:cs="Times New Roman"/>
-          <w:b/>
-          <w:bCs/>
-          <w:sz w:val="24"/>
-        </w:rPr>
-        <w:t>Lin Jiayuan</w:t>
-      </w:r>
-      <w:r>
-        <w:rPr>
-          <w:rFonts w:ascii="Times New Roman" w:hAnsi="Times New Roman" w:cs="Times New Roman"/>
-          <w:b/>
-          <w:bCs/>
-          <w:sz w:val="24"/>
-        </w:rPr>
-        <w:br/>
-        <w:t>3036508216</w:t>
-      </w:r>
-      <w:r>
-        <w:rPr>
-          <w:rFonts w:ascii="Times New Roman" w:hAnsi="Times New Roman" w:cs="Times New Roman"/>
-          <w:b/>
-          <w:bCs/>
-          <w:sz w:val="24"/>
-        </w:rPr>
-        <w:br/>
-      </w:r>
-    </w:p>
-    <w:p>
-      <w:pPr>
-        <w:rPr>
-          <w:rFonts w:ascii="Times New Roman" w:hAnsi="Times New Roman" w:cs="Times New Roman"/>
-          <w:b/>
-          <w:bCs/>
-          <w:sz w:val="24"/>
-        </w:rPr>
-      </w:pPr>
-    </w:p>
-    <w:p>
-      <w:pPr>
-        <w:rPr>
-          <w:rFonts w:ascii="Times New Roman" w:hAnsi="Times New Roman" w:cs="Times New Roman"/>
-          <w:b/>
-          <w:bCs/>
-          <w:sz w:val="24"/>
-        </w:rPr>
-      </w:pPr>
-    </w:p>
-    <w:p>
-      <w:pPr>
-        <w:rPr>
-          <w:rFonts w:ascii="Times New Roman" w:hAnsi="Times New Roman" w:cs="Times New Roman"/>
-          <w:b/>
-          <w:bCs/>
-          <w:sz w:val="24"/>
-        </w:rPr>
-      </w:pPr>
-    </w:p>
-    <w:p>
-      <w:pPr>
-        <w:rPr>
-          <w:rFonts w:ascii="Times New Roman" w:hAnsi="Times New Roman" w:cs="Times New Roman"/>
-          <w:b/>
-          <w:bCs/>
-          <w:sz w:val="24"/>
-        </w:rPr>
-      </w:pPr>
-    </w:p>
-    <w:p>
-      <w:pPr>
-        <w:rPr>
-          <w:rFonts w:ascii="Times New Roman" w:hAnsi="Times New Roman" w:cs="Times New Roman" w:hint="eastAsia"/>
-          <w:b/>
-          <w:bCs/>
-          <w:sz w:val="24"/>
-        </w:rPr>
-      </w:pPr>
-    </w:p>
-    <w:p>
-      <w:pPr>
         <w:pStyle w:val="a3"/>
         <w:jc w:val="both"/>
         <w:rPr>
@@ -332,7 +14,7 @@
           <w:szCs w:val="40"/>
         </w:rPr>
       </w:pPr>
-      <w:bookmarkStart w:id="12" w:name="_Toc227071683"/>
+      <w:bookmarkStart w:id="0" w:name="_Toc227071683"/>
       <w:r>
         <w:rPr>
           <w:rFonts w:ascii="Times New Roman" w:hAnsi="Times New Roman" w:cs="Times New Roman"/>
@@ -341,10 +23,9 @@
           <w:sz w:val="40"/>
           <w:szCs w:val="40"/>
         </w:rPr>
-        <w:lastRenderedPageBreak/>
         <w:t xml:space="preserve">Pset3 – </w:t>
       </w:r>
-      <w:bookmarkEnd w:id="12"/>
+      <w:bookmarkEnd w:id="0"/>
       <w:r>
         <w:rPr>
           <w:rFonts w:ascii="Times New Roman" w:hAnsi="Times New Roman" w:cs="Times New Roman"/>
@@ -481,7 +162,11 @@
     <w:sdt>
       <w:sdtPr>
         <w:rPr>
-          <w:rFonts w:ascii="Times New Roman" w:hAnsi="Times New Roman" w:cs="Times New Roman"/>
+          <w:rFonts w:ascii="Times New Roman" w:eastAsiaTheme="minorEastAsia" w:hAnsi="Times New Roman" w:cs="Times New Roman"/>
+          <w:color w:val="auto"/>
+          <w:kern w:val="2"/>
+          <w:sz w:val="21"/>
+          <w:szCs w:val="24"/>
           <w:lang w:val="zh-CN"/>
         </w:rPr>
         <w:id w:val="-160230992"/>
@@ -492,13 +177,8 @@
       </w:sdtPr>
       <w:sdtEndPr>
         <w:rPr>
-          <w:rFonts w:eastAsiaTheme="minorEastAsia"/>
-          <w:b/>
-          <w:bCs/>
-          <w:color w:val="auto"/>
-          <w:kern w:val="2"/>
-          <w:sz w:val="21"/>
-          <w:szCs w:val="24"/>
+          <w:b/>
+          <w:bCs/>
         </w:rPr>
       </w:sdtEndPr>
       <w:sdtContent>
@@ -2245,7 +1925,7 @@
         <w:p>
           <w:pPr>
             <w:rPr>
-              <w:rFonts w:ascii="Times New Roman" w:hAnsi="Times New Roman" w:cs="Times New Roman" w:hint="eastAsia"/>
+              <w:rFonts w:ascii="Times New Roman" w:hAnsi="Times New Roman" w:cs="Times New Roman"/>
             </w:rPr>
           </w:pPr>
           <w:r>
@@ -2271,7 +1951,7 @@
           <w:szCs w:val="24"/>
         </w:rPr>
       </w:pPr>
-      <w:bookmarkStart w:id="13" w:name="_Toc227270796"/>
+      <w:bookmarkStart w:id="1" w:name="_Toc227270796"/>
       <w:r>
         <w:rPr>
           <w:rFonts w:ascii="Times New Roman" w:hAnsi="Times New Roman" w:cs="Times New Roman"/>
@@ -2282,7 +1962,7 @@
         </w:rPr>
         <w:t>Part 1: Modification and Optimization of Classroom Book Bits Activity</w:t>
       </w:r>
-      <w:bookmarkEnd w:id="13"/>
+      <w:bookmarkEnd w:id="1"/>
     </w:p>
     <w:p>
       <w:pPr>
@@ -2295,7 +1975,7 @@
           <w:szCs w:val="24"/>
         </w:rPr>
       </w:pPr>
-      <w:bookmarkStart w:id="14" w:name="_Toc227270797"/>
+      <w:bookmarkStart w:id="2" w:name="_Toc227270797"/>
       <w:r>
         <w:rPr>
           <w:rFonts w:ascii="Times New Roman" w:hAnsi="Times New Roman" w:cs="Times New Roman"/>
@@ -2336,7 +2016,7 @@
         </w:rPr>
         <w:t xml:space="preserve"> Context and Target Students</w:t>
       </w:r>
-      <w:bookmarkEnd w:id="14"/>
+      <w:bookmarkEnd w:id="2"/>
     </w:p>
     <w:p>
       <w:pPr>
@@ -2542,7 +2222,7 @@
           <w:szCs w:val="24"/>
         </w:rPr>
       </w:pPr>
-      <w:bookmarkStart w:id="15" w:name="_Toc227270798"/>
+      <w:bookmarkStart w:id="3" w:name="_Toc227270798"/>
       <w:r>
         <w:rPr>
           <w:rFonts w:ascii="Times New Roman" w:hAnsi="Times New Roman" w:cs="Times New Roman"/>
@@ -2563,7 +2243,7 @@
         </w:rPr>
         <w:t>. Background Story and Material Explanation</w:t>
       </w:r>
-      <w:bookmarkEnd w:id="15"/>
+      <w:bookmarkEnd w:id="3"/>
     </w:p>
     <w:p>
       <w:pPr>
@@ -3050,7 +2730,7 @@
           <w:szCs w:val="24"/>
         </w:rPr>
       </w:pPr>
-      <w:bookmarkStart w:id="16" w:name="_Toc227270799"/>
+      <w:bookmarkStart w:id="4" w:name="_Toc227270799"/>
       <w:r>
         <w:rPr>
           <w:rFonts w:ascii="Times New Roman" w:hAnsi="Times New Roman" w:cs="Times New Roman"/>
@@ -3071,7 +2751,7 @@
         </w:rPr>
         <w:t>Philosophical / Theoretical Framework</w:t>
       </w:r>
-      <w:bookmarkEnd w:id="16"/>
+      <w:bookmarkEnd w:id="4"/>
     </w:p>
     <w:p>
       <w:pPr>
@@ -3509,7 +3189,7 @@
           <w:szCs w:val="24"/>
         </w:rPr>
       </w:pPr>
-      <w:bookmarkStart w:id="17" w:name="_Toc227270800"/>
+      <w:bookmarkStart w:id="5" w:name="_Toc227270800"/>
       <w:r>
         <w:rPr>
           <w:rFonts w:ascii="Times New Roman" w:hAnsi="Times New Roman" w:cs="Times New Roman"/>
@@ -3530,7 +3210,7 @@
         </w:rPr>
         <w:t>Specific Steps and Time Schedule</w:t>
       </w:r>
-      <w:bookmarkEnd w:id="17"/>
+      <w:bookmarkEnd w:id="5"/>
     </w:p>
     <w:p>
       <w:pPr>
@@ -8155,6 +7835,7 @@
               <w:rPr>
                 <w:rFonts w:ascii="Times New Roman" w:hAnsi="Times New Roman" w:cs="Times New Roman"/>
               </w:rPr>
+              <w:lastRenderedPageBreak/>
               <w:t>Group C</w:t>
             </w:r>
           </w:p>
@@ -8611,7 +8292,7 @@
           <w:szCs w:val="24"/>
         </w:rPr>
       </w:pPr>
-      <w:bookmarkStart w:id="18" w:name="_Toc227270801"/>
+      <w:bookmarkStart w:id="6" w:name="_Toc227270801"/>
       <w:r>
         <w:rPr>
           <w:rFonts w:ascii="Times New Roman" w:hAnsi="Times New Roman" w:cs="Times New Roman"/>
@@ -8632,7 +8313,7 @@
         </w:rPr>
         <w:t>. Additional Weaknesses Identified and Addressed</w:t>
       </w:r>
-      <w:bookmarkEnd w:id="18"/>
+      <w:bookmarkEnd w:id="6"/>
     </w:p>
     <w:p>
       <w:pPr>
@@ -8920,7 +8601,7 @@
           <w:szCs w:val="24"/>
         </w:rPr>
       </w:pPr>
-      <w:bookmarkStart w:id="19" w:name="_Toc227270802"/>
+      <w:bookmarkStart w:id="7" w:name="_Toc227270802"/>
       <w:r>
         <w:rPr>
           <w:rFonts w:ascii="Times New Roman" w:hAnsi="Times New Roman" w:cs="Times New Roman"/>
@@ -8941,7 +8622,7 @@
         </w:rPr>
         <w:t>. Contingency Plans for Replication</w:t>
       </w:r>
-      <w:bookmarkEnd w:id="19"/>
+      <w:bookmarkEnd w:id="7"/>
     </w:p>
     <w:p>
       <w:pPr>
@@ -9534,7 +9215,7 @@
           <w:bCs/>
         </w:rPr>
       </w:pPr>
-      <w:bookmarkStart w:id="20" w:name="_Toc227270803"/>
+      <w:bookmarkStart w:id="8" w:name="_Toc227270803"/>
       <w:r>
         <w:rPr>
           <w:rFonts w:ascii="Times New Roman" w:hAnsi="Times New Roman" w:cs="Times New Roman"/>
@@ -9545,7 +9226,7 @@
         </w:rPr>
         <w:t>Part 2: Scientific Knowledge in Public Discussion and Policy Negotiation</w:t>
       </w:r>
-      <w:bookmarkEnd w:id="20"/>
+      <w:bookmarkEnd w:id="8"/>
     </w:p>
     <w:p>
       <w:pPr>
@@ -9558,7 +9239,7 @@
           <w:szCs w:val="24"/>
         </w:rPr>
       </w:pPr>
-      <w:bookmarkStart w:id="21" w:name="_Toc227270804"/>
+      <w:bookmarkStart w:id="9" w:name="_Toc227270804"/>
       <w:r>
         <w:rPr>
           <w:rFonts w:ascii="Times New Roman" w:hAnsi="Times New Roman" w:cs="Times New Roman"/>
@@ -9589,7 +9270,7 @@
         </w:rPr>
         <w:t>Overall Position and Objectives of Part 2</w:t>
       </w:r>
-      <w:bookmarkEnd w:id="21"/>
+      <w:bookmarkEnd w:id="9"/>
     </w:p>
     <w:p>
       <w:pPr>
@@ -9663,7 +9344,7 @@
           <w:szCs w:val="24"/>
         </w:rPr>
       </w:pPr>
-      <w:bookmarkStart w:id="22" w:name="_Toc227270805"/>
+      <w:bookmarkStart w:id="10" w:name="_Toc227270805"/>
       <w:r>
         <w:rPr>
           <w:rFonts w:ascii="Times New Roman" w:hAnsi="Times New Roman" w:cs="Times New Roman"/>
@@ -9694,7 +9375,7 @@
         </w:rPr>
         <w:t>Learning Objectives</w:t>
       </w:r>
-      <w:bookmarkEnd w:id="22"/>
+      <w:bookmarkEnd w:id="10"/>
     </w:p>
     <w:p>
       <w:pPr>
@@ -9864,7 +9545,7 @@
       <w:pPr>
         <w:ind w:left="720"/>
         <w:rPr>
-          <w:rFonts w:ascii="Times New Roman" w:hAnsi="Times New Roman" w:cs="Times New Roman" w:hint="eastAsia"/>
+          <w:rFonts w:ascii="Times New Roman" w:hAnsi="Times New Roman" w:cs="Times New Roman"/>
         </w:rPr>
       </w:pPr>
       <w:r>
@@ -9885,7 +9566,7 @@
           <w:szCs w:val="24"/>
         </w:rPr>
       </w:pPr>
-      <w:bookmarkStart w:id="23" w:name="_Toc227270806"/>
+      <w:bookmarkStart w:id="11" w:name="_Toc227270806"/>
       <w:r>
         <w:rPr>
           <w:rFonts w:ascii="Times New Roman" w:hAnsi="Times New Roman" w:cs="Times New Roman" w:hint="eastAsia"/>
@@ -9906,7 +9587,7 @@
         </w:rPr>
         <w:t>Classroom Arrangement and Time Allocation</w:t>
       </w:r>
-      <w:bookmarkEnd w:id="23"/>
+      <w:bookmarkEnd w:id="11"/>
       <w:r>
         <w:rPr>
           <w:rFonts w:ascii="Times New Roman" w:hAnsi="Times New Roman" w:cs="Times New Roman"/>
@@ -10100,7 +9781,7 @@
           <w:szCs w:val="24"/>
         </w:rPr>
       </w:pPr>
-      <w:bookmarkStart w:id="24" w:name="_Toc227270807"/>
+      <w:bookmarkStart w:id="12" w:name="_Toc227270807"/>
       <w:r>
         <w:rPr>
           <w:rFonts w:ascii="Times New Roman" w:hAnsi="Times New Roman" w:cs="Times New Roman"/>
@@ -10121,7 +9802,7 @@
         </w:rPr>
         <w:t>. Materials Preparation and Character Design</w:t>
       </w:r>
-      <w:bookmarkEnd w:id="24"/>
+      <w:bookmarkEnd w:id="12"/>
     </w:p>
     <w:p>
       <w:pPr>
@@ -10647,7 +10328,7 @@
           <w:sz w:val="24"/>
         </w:rPr>
       </w:pPr>
-      <w:bookmarkStart w:id="25" w:name="_Toc227270808"/>
+      <w:bookmarkStart w:id="13" w:name="_Toc227270808"/>
       <w:r>
         <w:rPr>
           <w:rFonts w:ascii="Times New Roman" w:hAnsi="Times New Roman" w:cs="Times New Roman" w:hint="eastAsia"/>
@@ -10668,7 +10349,7 @@
         </w:rPr>
         <w:t>. Classroom Procedure and Step Explanation</w:t>
       </w:r>
-      <w:bookmarkEnd w:id="25"/>
+      <w:bookmarkEnd w:id="13"/>
     </w:p>
     <w:p>
       <w:pPr>
@@ -11786,7 +11467,7 @@
           <w:szCs w:val="24"/>
         </w:rPr>
       </w:pPr>
-      <w:bookmarkStart w:id="26" w:name="_Toc227270809"/>
+      <w:bookmarkStart w:id="14" w:name="_Toc227270809"/>
       <w:r>
         <w:rPr>
           <w:rFonts w:ascii="Times New Roman" w:hAnsi="Times New Roman" w:cs="Times New Roman" w:hint="eastAsia"/>
@@ -11817,7 +11498,7 @@
         </w:rPr>
         <w:t xml:space="preserve"> Rationale</w:t>
       </w:r>
-      <w:bookmarkEnd w:id="26"/>
+      <w:bookmarkEnd w:id="14"/>
     </w:p>
     <w:p>
       <w:pPr>
@@ -12152,7 +11833,7 @@
           <w:szCs w:val="24"/>
         </w:rPr>
       </w:pPr>
-      <w:bookmarkStart w:id="27" w:name="_Toc227270810"/>
+      <w:bookmarkStart w:id="15" w:name="_Toc227270810"/>
       <w:r>
         <w:rPr>
           <w:rFonts w:ascii="Times New Roman" w:hAnsi="Times New Roman" w:cs="Times New Roman" w:hint="eastAsia"/>
@@ -12173,7 +11854,7 @@
         </w:rPr>
         <w:t>. Revised Reflection Design for “Pretty Good Knowledge”</w:t>
       </w:r>
-      <w:bookmarkEnd w:id="27"/>
+      <w:bookmarkEnd w:id="15"/>
     </w:p>
     <w:p>
       <w:pPr>
@@ -12327,7 +12008,7 @@
           <w:numId w:val="21"/>
         </w:numPr>
         <w:rPr>
-          <w:rFonts w:ascii="Times New Roman" w:hAnsi="Times New Roman" w:cs="Times New Roman" w:hint="eastAsia"/>
+          <w:rFonts w:ascii="Times New Roman" w:hAnsi="Times New Roman" w:cs="Times New Roman"/>
         </w:rPr>
       </w:pPr>
       <w:r>
@@ -12348,7 +12029,7 @@
           <w:szCs w:val="24"/>
         </w:rPr>
       </w:pPr>
-      <w:bookmarkStart w:id="28" w:name="_Toc227270811"/>
+      <w:bookmarkStart w:id="16" w:name="_Toc227270811"/>
       <w:r>
         <w:rPr>
           <w:rFonts w:ascii="Times New Roman" w:hAnsi="Times New Roman" w:cs="Times New Roman" w:hint="eastAsia"/>
@@ -12369,7 +12050,7 @@
         </w:rPr>
         <w:t>. Contingency Plans for Part 2</w:t>
       </w:r>
-      <w:bookmarkEnd w:id="28"/>
+      <w:bookmarkEnd w:id="16"/>
     </w:p>
     <w:p>
       <w:pPr>
@@ -12808,7 +12489,7 @@
         </w:rPr>
         <w:t> </w:t>
       </w:r>
-      <w:hyperlink r:id="rId7" w:history="1">
+      <w:hyperlink r:id="rId6" w:history="1">
         <w:r>
           <w:rPr>
             <w:rStyle w:val="af0"/>
@@ -12875,7 +12556,7 @@
           <w:szCs w:val="24"/>
         </w:rPr>
       </w:pPr>
-      <w:bookmarkStart w:id="29" w:name="_Toc227270812"/>
+      <w:bookmarkStart w:id="17" w:name="_Toc227270812"/>
       <w:r>
         <w:rPr>
           <w:rFonts w:ascii="Times New Roman" w:hAnsi="Times New Roman" w:cs="Times New Roman"/>
@@ -12886,7 +12567,7 @@
         </w:rPr>
         <w:t>Overview: How This Plan Improves the Original “Book Bits” Activity</w:t>
       </w:r>
-      <w:bookmarkEnd w:id="29"/>
+      <w:bookmarkEnd w:id="17"/>
     </w:p>
     <w:p>
       <w:pPr>
@@ -17550,6 +17231,7 @@
   <w:style w:type="character" w:default="1" w:styleId="a0">
     <w:name w:val="Default Paragraph Font"/>
     <w:uiPriority w:val="1"/>
+    <w:semiHidden/>
     <w:unhideWhenUsed/>
   </w:style>
   <w:style w:type="table" w:default="1" w:styleId="a1">
